--- a/matek12.docx
+++ b/matek12.docx
@@ -141,6 +141,126 @@
       <w:r>
         <w:rPr/>
         <w:t>d= -2i+3j // fel lehet írni a bázisvektorokkal a többi vektort</w:t>
+      </w:r>
+    </w:p>
+    <w:p>
+      <w:pPr>
+        <w:pStyle w:val="Normal"/>
+        <w:bidi w:val="0"/>
+        <w:jc w:val="start"/>
+        <w:rPr/>
+      </w:pPr>
+      <w:r>
+        <w:rPr/>
+      </w:r>
+    </w:p>
+    <w:p>
+      <w:pPr>
+        <w:pStyle w:val="Normal"/>
+        <w:bidi w:val="0"/>
+        <w:jc w:val="start"/>
+        <w:rPr/>
+      </w:pPr>
+      <w:r>
+        <w:rPr/>
+        <w:drawing>
+          <wp:anchor distT="0" distB="0" distL="0" distR="0" simplePos="0" relativeHeight="2" behindDoc="0" locked="0" layoutInCell="0" allowOverlap="1">
+            <wp:simplePos x="0" y="0"/>
+            <wp:positionH relativeFrom="column">
+              <wp:posOffset>2035175</wp:posOffset>
+            </wp:positionH>
+            <wp:positionV relativeFrom="paragraph">
+              <wp:posOffset>33655</wp:posOffset>
+            </wp:positionV>
+            <wp:extent cx="3209290" cy="3742690"/>
+            <wp:effectExtent l="0" t="0" r="0" b="0"/>
+            <wp:wrapSquare wrapText="largest"/>
+            <wp:docPr id="1" name="Image1"/>
+            <wp:cNvGraphicFramePr>
+              <a:graphicFrameLocks xmlns:a="http://schemas.openxmlformats.org/drawingml/2006/main" noChangeAspect="1"/>
+            </wp:cNvGraphicFramePr>
+            <a:graphic xmlns:a="http://schemas.openxmlformats.org/drawingml/2006/main">
+              <a:graphicData uri="http://schemas.openxmlformats.org/drawingml/2006/picture">
+                <pic:pic xmlns:pic="http://schemas.openxmlformats.org/drawingml/2006/picture">
+                  <pic:nvPicPr>
+                    <pic:cNvPr id="1" name="Image1"/>
+                    <pic:cNvPicPr>
+                      <a:picLocks noChangeAspect="1" noChangeArrowheads="1"/>
+                    </pic:cNvPicPr>
+                  </pic:nvPicPr>
+                  <pic:blipFill>
+                    <a:blip r:embed="rId2"/>
+                    <a:stretch>
+                      <a:fillRect/>
+                    </a:stretch>
+                  </pic:blipFill>
+                  <pic:spPr bwMode="auto">
+                    <a:xfrm>
+                      <a:off x="0" y="0"/>
+                      <a:ext cx="3209290" cy="3742690"/>
+                    </a:xfrm>
+                    <a:prstGeom prst="rect">
+                      <a:avLst/>
+                    </a:prstGeom>
+                    <a:noFill/>
+                  </pic:spPr>
+                </pic:pic>
+              </a:graphicData>
+            </a:graphic>
+          </wp:anchor>
+        </w:drawing>
+      </w:r>
+      <w:r>
+        <w:rPr/>
+        <w:t>228.elmélet</w:t>
+      </w:r>
+    </w:p>
+    <w:p>
+      <w:pPr>
+        <w:pStyle w:val="Normal"/>
+        <w:bidi w:val="0"/>
+        <w:jc w:val="start"/>
+        <w:rPr/>
+      </w:pPr>
+      <w:r>
+        <w:rPr/>
+        <w:t>az AB vektor az egyenlő a B vektor – A vektor</w:t>
+      </w:r>
+    </w:p>
+    <w:p>
+      <w:pPr>
+        <w:pStyle w:val="Normal"/>
+        <w:bidi w:val="0"/>
+        <w:jc w:val="start"/>
+        <w:rPr/>
+      </w:pPr>
+      <w:r>
+        <w:rPr/>
+        <w:t>A(5;2)</w:t>
+      </w:r>
+    </w:p>
+    <w:p>
+      <w:pPr>
+        <w:pStyle w:val="Normal"/>
+        <w:bidi w:val="0"/>
+        <w:jc w:val="start"/>
+        <w:rPr/>
+      </w:pPr>
+      <w:r>
+        <w:rPr/>
+        <w:t>B(1;4)</w:t>
+      </w:r>
+    </w:p>
+    <w:p>
+      <w:pPr>
+        <w:pStyle w:val="Normal"/>
+        <w:bidi w:val="0"/>
+        <w:jc w:val="start"/>
+        <w:rPr/>
+      </w:pPr>
+      <w:r>
+        <w:rPr/>
+        <w:t>AB(-4;2)</w:t>
       </w:r>
     </w:p>
     <w:sectPr>

--- a/matek12.docx
+++ b/matek12.docx
@@ -162,7 +162,6 @@
         <w:rPr/>
       </w:pPr>
       <w:r>
-        <w:rPr/>
         <w:drawing>
           <wp:anchor distT="0" distB="0" distL="0" distR="0" simplePos="0" relativeHeight="2" behindDoc="0" locked="0" layoutInCell="0" allowOverlap="1">
             <wp:simplePos x="0" y="0"/>
@@ -261,6 +260,136 @@
       <w:r>
         <w:rPr/>
         <w:t>AB(-4;2)</w:t>
+      </w:r>
+    </w:p>
+    <w:p>
+      <w:pPr>
+        <w:pStyle w:val="Normal"/>
+        <w:bidi w:val="0"/>
+        <w:jc w:val="start"/>
+        <w:rPr/>
+      </w:pPr>
+      <w:r>
+        <w:rPr/>
+      </w:r>
+    </w:p>
+    <w:p>
+      <w:pPr>
+        <w:pStyle w:val="Normal"/>
+        <w:bidi w:val="0"/>
+        <w:jc w:val="start"/>
+        <w:rPr/>
+      </w:pPr>
+      <w:r>
+        <w:rPr/>
+        <w:t>263/16.</w:t>
+      </w:r>
+    </w:p>
+    <w:p>
+      <w:pPr>
+        <w:pStyle w:val="Normal"/>
+        <w:bidi w:val="0"/>
+        <w:jc w:val="start"/>
+        <w:rPr/>
+      </w:pPr>
+      <w:r>
+        <w:rPr/>
+        <w:t>a. C(0;0) k?</w:t>
+      </w:r>
+    </w:p>
+    <w:p>
+      <w:pPr>
+        <w:pStyle w:val="Normal"/>
+        <w:bidi w:val="0"/>
+        <w:jc w:val="start"/>
+        <w:rPr/>
+      </w:pPr>
+      <w:r>
+        <w:rPr/>
+        <w:t>R=5</w:t>
+      </w:r>
+    </w:p>
+    <w:p>
+      <w:pPr>
+        <w:pStyle w:val="Normal"/>
+        <w:bidi w:val="0"/>
+        <w:jc w:val="start"/>
+        <w:rPr/>
+      </w:pPr>
+      <w:r>
+        <w:rPr/>
+        <w:t>k: (x-0)^2+(y-0)^2=5^2</w:t>
+      </w:r>
+    </w:p>
+    <w:p>
+      <w:pPr>
+        <w:pStyle w:val="Normal"/>
+        <w:bidi w:val="0"/>
+        <w:jc w:val="start"/>
+        <w:rPr/>
+      </w:pPr>
+      <w:r>
+        <w:rPr/>
+        <w:t>x^2+y^2=25</w:t>
+      </w:r>
+    </w:p>
+    <w:p>
+      <w:pPr>
+        <w:pStyle w:val="Normal"/>
+        <w:bidi w:val="0"/>
+        <w:jc w:val="start"/>
+        <w:rPr/>
+      </w:pPr>
+      <w:r>
+        <w:rPr/>
+      </w:r>
+    </w:p>
+    <w:p>
+      <w:pPr>
+        <w:pStyle w:val="Normal"/>
+        <w:bidi w:val="0"/>
+        <w:jc w:val="start"/>
+        <w:rPr/>
+      </w:pPr>
+      <w:r>
+        <w:rPr/>
+        <w:t>hf.</w:t>
+      </w:r>
+    </w:p>
+    <w:p>
+      <w:pPr>
+        <w:pStyle w:val="Normal"/>
+        <w:bidi w:val="0"/>
+        <w:jc w:val="start"/>
+        <w:rPr/>
+      </w:pPr>
+      <w:r>
+        <w:rPr/>
+        <w:t>b.</w:t>
+      </w:r>
+    </w:p>
+    <w:p>
+      <w:pPr>
+        <w:pStyle w:val="Normal"/>
+        <w:bidi w:val="0"/>
+        <w:jc w:val="start"/>
+        <w:rPr/>
+      </w:pPr>
+      <w:r>
+        <w:rPr/>
+        <w:t>c.</w:t>
+      </w:r>
+    </w:p>
+    <w:p>
+      <w:pPr>
+        <w:pStyle w:val="Normal"/>
+        <w:bidi w:val="0"/>
+        <w:jc w:val="start"/>
+        <w:rPr/>
+      </w:pPr>
+      <w:r>
+        <w:rPr/>
+        <w:t>d.</w:t>
       </w:r>
     </w:p>
     <w:sectPr>

--- a/matek12.docx
+++ b/matek12.docx
@@ -282,6 +282,82 @@
       </w:pPr>
       <w:r>
         <w:rPr/>
+      </w:r>
+    </w:p>
+    <w:p>
+      <w:pPr>
+        <w:pStyle w:val="BodyText"/>
+        <w:bidi w:val="0"/>
+        <w:jc w:val="start"/>
+        <w:rPr/>
+      </w:pPr>
+      <w:r>
+        <w:rPr>
+          <w:sz w:val="36"/>
+          <w:szCs w:val="36"/>
+        </w:rPr>
+        <w:t xml:space="preserve">Ha a kör középpontja </w:t>
+      </w:r>
+      <w:r>
+        <w:rPr>
+          <w:rStyle w:val="Strong"/>
+          <w:sz w:val="36"/>
+          <w:szCs w:val="36"/>
+        </w:rPr>
+        <w:t>K(a; b)</w:t>
+      </w:r>
+      <w:r>
+        <w:rPr>
+          <w:sz w:val="36"/>
+          <w:szCs w:val="36"/>
+        </w:rPr>
+        <w:t xml:space="preserve">, sugara pedig </w:t>
+      </w:r>
+      <w:r>
+        <w:rPr>
+          <w:rStyle w:val="Strong"/>
+          <w:sz w:val="36"/>
+          <w:szCs w:val="36"/>
+        </w:rPr>
+        <w:t>r</w:t>
+      </w:r>
+      <w:r>
+        <w:rPr>
+          <w:sz w:val="36"/>
+          <w:szCs w:val="36"/>
+        </w:rPr>
+        <w:t>, akkor az egyenlete:</w:t>
+      </w:r>
+    </w:p>
+    <w:p>
+      <w:pPr>
+        <w:pStyle w:val="BodyText"/>
+        <w:spacing w:before="0" w:after="0"/>
+        <w:rPr/>
+      </w:pPr>
+      <w:r>
+        <w:rPr>
+          <w:b/>
+          <w:bCs/>
+          <w:sz w:val="28"/>
+          <w:szCs w:val="28"/>
+        </w:rPr>
+        <w:t>(x−a)2+(y−b)2=r2</w:t>
+      </w:r>
+      <w:r>
+        <w:rPr/>
+        <w:t>​</w:t>
+      </w:r>
+    </w:p>
+    <w:p>
+      <w:pPr>
+        <w:pStyle w:val="Normal"/>
+        <w:bidi w:val="0"/>
+        <w:jc w:val="start"/>
+        <w:rPr/>
+      </w:pPr>
+      <w:r>
+        <w:rPr/>
         <w:t>263/16.</w:t>
       </w:r>
     </w:p>
@@ -377,6 +453,42 @@
       </w:pPr>
       <w:r>
         <w:rPr/>
+        <w:t>C(4;5)</w:t>
+      </w:r>
+    </w:p>
+    <w:p>
+      <w:pPr>
+        <w:pStyle w:val="Normal"/>
+        <w:bidi w:val="0"/>
+        <w:jc w:val="start"/>
+        <w:rPr/>
+      </w:pPr>
+      <w:r>
+        <w:rPr/>
+        <w:t>R=5</w:t>
+      </w:r>
+    </w:p>
+    <w:p>
+      <w:pPr>
+        <w:pStyle w:val="Normal"/>
+        <w:bidi w:val="0"/>
+        <w:jc w:val="start"/>
+        <w:rPr/>
+      </w:pPr>
+      <w:r>
+        <w:rPr/>
+        <w:t>k:(x-4)^2+(y-5)^2=25</w:t>
+      </w:r>
+    </w:p>
+    <w:p>
+      <w:pPr>
+        <w:pStyle w:val="Normal"/>
+        <w:bidi w:val="0"/>
+        <w:jc w:val="start"/>
+        <w:rPr/>
+      </w:pPr>
+      <w:r>
+        <w:rPr/>
         <w:t>c.</w:t>
       </w:r>
     </w:p>
@@ -389,7 +501,102 @@
       </w:pPr>
       <w:r>
         <w:rPr/>
+        <w:t>C(-2;3)</w:t>
+      </w:r>
+    </w:p>
+    <w:p>
+      <w:pPr>
+        <w:pStyle w:val="Normal"/>
+        <w:bidi w:val="0"/>
+        <w:jc w:val="start"/>
+        <w:rPr/>
+      </w:pPr>
+      <w:r>
+        <w:rPr/>
+        <w:t>R=sqrt(5)</w:t>
+      </w:r>
+    </w:p>
+    <w:p>
+      <w:pPr>
+        <w:pStyle w:val="Normal"/>
+        <w:bidi w:val="0"/>
+        <w:jc w:val="start"/>
+        <w:rPr/>
+      </w:pPr>
+      <w:r>
+        <w:rPr/>
+        <w:t>k:(x+2)^2+(y-3)^2=5</w:t>
+      </w:r>
+    </w:p>
+    <w:p>
+      <w:pPr>
+        <w:pStyle w:val="Normal"/>
+        <w:bidi w:val="0"/>
+        <w:jc w:val="start"/>
+        <w:rPr/>
+      </w:pPr>
+      <w:r>
+        <w:rPr/>
         <w:t>d.</w:t>
+      </w:r>
+    </w:p>
+    <w:p>
+      <w:pPr>
+        <w:pStyle w:val="Normal"/>
+        <w:bidi w:val="0"/>
+        <w:jc w:val="start"/>
+        <w:rPr/>
+      </w:pPr>
+      <w:r>
+        <w:rPr/>
+        <w:t>C(-3;-5)</w:t>
+      </w:r>
+    </w:p>
+    <w:p>
+      <w:pPr>
+        <w:pStyle w:val="Normal"/>
+        <w:bidi w:val="0"/>
+        <w:jc w:val="start"/>
+        <w:rPr/>
+      </w:pPr>
+      <w:r>
+        <w:rPr/>
+        <w:t>R=10</w:t>
+      </w:r>
+    </w:p>
+    <w:p>
+      <w:pPr>
+        <w:pStyle w:val="Normal"/>
+        <w:bidi w:val="0"/>
+        <w:jc w:val="start"/>
+        <w:rPr/>
+      </w:pPr>
+      <w:r>
+        <w:rPr/>
+        <w:t>k:(x+3)^2+(y+5)^2=100</w:t>
+      </w:r>
+    </w:p>
+    <w:p>
+      <w:pPr>
+        <w:pStyle w:val="Normal"/>
+        <w:bidi w:val="0"/>
+        <w:jc w:val="start"/>
+        <w:rPr/>
+      </w:pPr>
+      <w:r>
+        <w:rPr/>
+      </w:r>
+    </w:p>
+    <w:p>
+      <w:pPr>
+        <w:pStyle w:val="Normal"/>
+        <w:bidi w:val="0"/>
+        <w:jc w:val="start"/>
+        <w:rPr/>
+      </w:pPr>
+      <w:r>
+        <w:rPr/>
+        <w:t>hf 235/1 (nem körös)</w:t>
       </w:r>
     </w:p>
     <w:sectPr>
@@ -440,6 +647,14 @@
       <w:sz w:val="24"/>
       <w:szCs w:val="24"/>
       <w:lang w:val="en-US" w:eastAsia="zh-CN" w:bidi="hi-IN"/>
+    </w:rPr>
+  </w:style>
+  <w:style w:type="character" w:styleId="Strong">
+    <w:name w:val="Strong"/>
+    <w:qFormat/>
+    <w:rPr>
+      <w:b/>
+      <w:bCs/>
     </w:rPr>
   </w:style>
   <w:style w:type="paragraph" w:styleId="Heading">

--- a/matek12.docx
+++ b/matek12.docx
@@ -597,6 +597,63 @@
       <w:r>
         <w:rPr/>
         <w:t>hf 235/1 (nem körös)</w:t>
+      </w:r>
+    </w:p>
+    <w:p>
+      <w:pPr>
+        <w:pStyle w:val="Normal"/>
+        <w:bidi w:val="0"/>
+        <w:jc w:val="start"/>
+        <w:rPr/>
+      </w:pPr>
+      <w:r>
+        <w:rPr/>
+      </w:r>
+    </w:p>
+    <w:p>
+      <w:pPr>
+        <w:pStyle w:val="Normal"/>
+        <w:bidi w:val="0"/>
+        <w:jc w:val="start"/>
+        <w:rPr/>
+      </w:pPr>
+      <w:r>
+        <w:rPr/>
+      </w:r>
+    </w:p>
+    <w:p>
+      <w:pPr>
+        <w:pStyle w:val="Normal"/>
+        <w:bidi w:val="0"/>
+        <w:jc w:val="start"/>
+        <w:rPr/>
+      </w:pPr>
+      <w:r>
+        <w:rPr/>
+        <w:t>245/4</w:t>
+      </w:r>
+    </w:p>
+    <w:p>
+      <w:pPr>
+        <w:pStyle w:val="Normal"/>
+        <w:bidi w:val="0"/>
+        <w:jc w:val="start"/>
+        <w:rPr/>
+      </w:pPr>
+      <w:r>
+        <w:rPr/>
+        <w:t>(x+7)^2+(y+15)^2=radius</w:t>
+      </w:r>
+    </w:p>
+    <w:p>
+      <w:pPr>
+        <w:pStyle w:val="Normal"/>
+        <w:bidi w:val="0"/>
+        <w:jc w:val="start"/>
+        <w:rPr/>
+      </w:pPr>
+      <w:r>
+        <w:rPr/>
       </w:r>
     </w:p>
     <w:sectPr>

--- a/matek12.docx
+++ b/matek12.docx
@@ -643,6 +643,45 @@
       <w:r>
         <w:rPr/>
         <w:t>(x+7)^2+(y+15)^2=radius</w:t>
+      </w:r>
+    </w:p>
+    <w:p>
+      <w:pPr>
+        <w:pStyle w:val="Normal"/>
+        <w:bidi w:val="0"/>
+        <w:jc w:val="start"/>
+        <w:rPr/>
+      </w:pPr>
+      <w:r>
+        <w:rPr/>
+        <w:t>radius = sqrt(64+225) /= 17</w:t>
+      </w:r>
+    </w:p>
+    <w:p>
+      <w:pPr>
+        <w:pStyle w:val="Normal"/>
+        <w:bidi w:val="0"/>
+        <w:jc w:val="start"/>
+        <w:rPr/>
+      </w:pPr>
+      <w:r>
+        <w:rPr/>
+        <w:t>(x+7)^2+(y+15)^2=</w:t>
+      </w:r>
+      <w:r>
+        <w:rPr/>
+        <w:t>17</w:t>
+      </w:r>
+    </w:p>
+    <w:p>
+      <w:pPr>
+        <w:pStyle w:val="Normal"/>
+        <w:bidi w:val="0"/>
+        <w:jc w:val="start"/>
+        <w:rPr/>
+      </w:pPr>
+      <w:r>
+        <w:rPr/>
       </w:r>
     </w:p>
     <w:p>
